--- a/pr-preview/pr-194/estimation-handout-tracked-changes.docx
+++ b/pr-preview/pr-194/estimation-handout-tracked-changes.docx
@@ -16,7 +16,7 @@
       </w:pPr>
       <w:del w:id="1" w:author="PR Preview" w:date="2026-01-01T00:00:00Z">
         <w:r>
-          <w:delText xml:space="preserve">Last modified: 2026-10-15 01:31:51 (PDT)</w:delText>
+          <w:delText xml:space="preserve">Last modified: 2026-10-15 06:17:56 (PDT)</w:delText>
         </w:r>
       </w:del>
     </w:p>
@@ -26,7 +26,7 @@
       </w:pPr>
       <w:ins w:id="2" w:author="PR Preview" w:date="2026-01-01T00:00:00Z">
         <w:r>
-          <w:t xml:space="preserve">Last modified: 2026-10-15 01:25:45 (PDT)</w:t>
+          <w:t xml:space="preserve">Last modified: 2026-10-15 08:11:19 (PDT)</w:t>
         </w:r>
       </w:ins>
     </w:p>
@@ -3772,7 +3772,7 @@
     </w:p>
     <w:bookmarkEnd w:id="35"/>
     <w:bookmarkEnd w:id="36"/>
-    <w:bookmarkStart w:id="99" w:name="sec-est-accuracy"/>
+    <w:bookmarkStart w:id="102" w:name="sec-est-accuracy"/>
     <w:p>
       <w:pPr>
         <w:pStyle w:val="Heading2"/>
@@ -6643,7 +6643,7 @@
     </w:p>
     <w:bookmarkEnd w:id="48"/>
     <w:bookmarkEnd w:id="49"/>
-    <w:bookmarkStart w:id="67" w:name="mean-squared-error"/>
+    <w:bookmarkStart w:id="70" w:name="mean-squared-error"/>
     <w:p>
       <w:pPr>
         <w:pStyle w:val="Heading3"/>
@@ -7399,10 +7399,325 @@
       </m:oMathPara>
     </w:p>
     <w:bookmarkEnd w:id="52"/>
-    <w:bookmarkStart w:id="53" w:name="exr-bias-sq-plus-var"/>
+    <w:bookmarkStart w:id="53" w:name="thm-sq-bias-expand"/>
     <w:p>
       <w:pPr>
         <w:pStyle w:val="FirstParagraph"/>
+      </w:pPr>
+      <w:r>
+        <w:rPr>
+          <w:b/>
+          <w:bCs/>
+        </w:rPr>
+        <w:t xml:space="preserve">Theorem 2 (Expanded squared bias)</w:t>
+      </w:r>
+      <w:r>
+        <w:t xml:space="preserve"> </w:t>
+      </w:r>
+      <w:r>
+        <w:t xml:space="preserve">For any one-dimensional estimator</w:t>
+      </w:r>
+      <w:r>
+        <w:t xml:space="preserve"> </w:t>
+      </w:r>
+      <m:oMath>
+        <m:acc>
+          <m:accPr>
+            <m:chr m:val="̂"/>
+          </m:accPr>
+          <m:e>
+            <m:r>
+              <m:t>θ</m:t>
+            </m:r>
+          </m:e>
+        </m:acc>
+      </m:oMath>
+      <w:r>
+        <w:t xml:space="preserve"> </w:t>
+      </w:r>
+      <w:r>
+        <w:t xml:space="preserve">of an estimand</w:t>
+      </w:r>
+      <w:r>
+        <w:t xml:space="preserve"> </w:t>
+      </w:r>
+      <m:oMath>
+        <m:r>
+          <m:t>θ</m:t>
+        </m:r>
+      </m:oMath>
+      <w:r>
+        <w:t xml:space="preserve">,</w:t>
+      </w:r>
+      <w:r>
+        <w:t xml:space="preserve"> </w:t>
+      </w:r>
+      <w:r>
+        <w:t xml:space="preserve">the squared</w:t>
+      </w:r>
+      <w:r>
+        <w:t xml:space="preserve"> </w:t>
+      </w:r>
+      <w:hyperlink w:anchor="def-bias">
+        <w:r>
+          <w:rPr>
+            <w:rStyle w:val="Hyperlink"/>
+          </w:rPr>
+          <w:t xml:space="preserve">bias</w:t>
+        </w:r>
+      </w:hyperlink>
+      <w:r>
+        <w:t xml:space="preserve"> </w:t>
+      </w:r>
+      <w:r>
+        <w:t xml:space="preserve">is:</w:t>
+      </w:r>
+    </w:p>
+    <w:p>
+      <w:pPr>
+        <w:pStyle w:val="BodyText"/>
+      </w:pPr>
+      <m:oMathPara>
+        <m:oMathParaPr>
+          <m:jc m:val="center"/>
+        </m:oMathParaPr>
+        <m:oMath>
+          <m:sSup>
+            <m:e>
+              <m:r>
+                <m:t>​</m:t>
+              </m:r>
+              <m:d>
+                <m:dPr>
+                  <m:begChr m:val="("/>
+                  <m:sepChr m:val=""/>
+                  <m:endChr m:val=")"/>
+                  <m:grow/>
+                </m:dPr>
+                <m:e>
+                  <m:r>
+                    <m:rPr>
+                      <m:sty m:val="p"/>
+                    </m:rPr>
+                    <m:t>Bias</m:t>
+                  </m:r>
+                  <m:r>
+                    <m:t>​</m:t>
+                  </m:r>
+                  <m:d>
+                    <m:dPr>
+                      <m:begChr m:val="("/>
+                      <m:sepChr m:val=""/>
+                      <m:endChr m:val=")"/>
+                      <m:grow/>
+                    </m:dPr>
+                    <m:e>
+                      <m:acc>
+                        <m:accPr>
+                          <m:chr m:val="̂"/>
+                        </m:accPr>
+                        <m:e>
+                          <m:r>
+                            <m:t>θ</m:t>
+                          </m:r>
+                        </m:e>
+                      </m:acc>
+                    </m:e>
+                  </m:d>
+                  <m:r>
+                    <m:t>​</m:t>
+                  </m:r>
+                </m:e>
+              </m:d>
+              <m:r>
+                <m:t>​</m:t>
+              </m:r>
+            </m:e>
+            <m:sup>
+              <m:r>
+                <m:t>2</m:t>
+              </m:r>
+            </m:sup>
+          </m:sSup>
+          <m:r>
+            <m:rPr>
+              <m:sty m:val="p"/>
+            </m:rPr>
+            <m:t>=</m:t>
+          </m:r>
+          <m:sSup>
+            <m:e>
+              <m:r>
+                <m:t>​</m:t>
+              </m:r>
+              <m:d>
+                <m:dPr>
+                  <m:begChr m:val="("/>
+                  <m:sepChr m:val=""/>
+                  <m:endChr m:val=")"/>
+                  <m:grow/>
+                </m:dPr>
+                <m:e>
+                  <m:r>
+                    <m:rPr>
+                      <m:sty m:val="p"/>
+                    </m:rPr>
+                    <m:t>E</m:t>
+                  </m:r>
+                  <m:r>
+                    <m:t>​</m:t>
+                  </m:r>
+                  <m:d>
+                    <m:dPr>
+                      <m:begChr m:val="["/>
+                      <m:sepChr m:val=""/>
+                      <m:endChr m:val="]"/>
+                      <m:grow/>
+                    </m:dPr>
+                    <m:e>
+                      <m:acc>
+                        <m:accPr>
+                          <m:chr m:val="̂"/>
+                        </m:accPr>
+                        <m:e>
+                          <m:r>
+                            <m:t>θ</m:t>
+                          </m:r>
+                        </m:e>
+                      </m:acc>
+                    </m:e>
+                  </m:d>
+                  <m:r>
+                    <m:t>​</m:t>
+                  </m:r>
+                </m:e>
+              </m:d>
+              <m:r>
+                <m:t>​</m:t>
+              </m:r>
+            </m:e>
+            <m:sup>
+              <m:r>
+                <m:t>2</m:t>
+              </m:r>
+            </m:sup>
+          </m:sSup>
+          <m:r>
+            <m:rPr>
+              <m:sty m:val="p"/>
+            </m:rPr>
+            <m:t>−</m:t>
+          </m:r>
+          <m:r>
+            <m:t>2</m:t>
+          </m:r>
+          <m:r>
+            <m:rPr>
+              <m:sty m:val="p"/>
+            </m:rPr>
+            <m:t>E</m:t>
+          </m:r>
+          <m:r>
+            <m:t>​</m:t>
+          </m:r>
+          <m:d>
+            <m:dPr>
+              <m:begChr m:val="["/>
+              <m:sepChr m:val=""/>
+              <m:endChr m:val="]"/>
+              <m:grow/>
+            </m:dPr>
+            <m:e>
+              <m:acc>
+                <m:accPr>
+                  <m:chr m:val="̂"/>
+                </m:accPr>
+                <m:e>
+                  <m:r>
+                    <m:t>θ</m:t>
+                  </m:r>
+                </m:e>
+              </m:acc>
+            </m:e>
+          </m:d>
+          <m:r>
+            <m:t>​</m:t>
+          </m:r>
+          <m:r>
+            <m:t>θ</m:t>
+          </m:r>
+          <m:r>
+            <m:rPr>
+              <m:sty m:val="p"/>
+            </m:rPr>
+            <m:t>+</m:t>
+          </m:r>
+          <m:sSup>
+            <m:e>
+              <m:r>
+                <m:t>θ</m:t>
+              </m:r>
+            </m:e>
+            <m:sup>
+              <m:r>
+                <m:t>2</m:t>
+              </m:r>
+            </m:sup>
+          </m:sSup>
+        </m:oMath>
+      </m:oMathPara>
+    </w:p>
+    <w:bookmarkEnd w:id="53"/>
+    <w:p>
+      <w:pPr>
+        <w:pStyle w:val="FirstParagraph"/>
+      </w:pPr>
+      <w:r>
+        <w:rPr>
+          <w:i/>
+          <w:iCs/>
+        </w:rPr>
+        <w:t xml:space="preserve">Proof</w:t>
+      </w:r>
+      <w:r>
+        <w:t xml:space="preserve">. </w:t>
+      </w:r>
+      <w:r>
+        <w:t xml:space="preserve">This is the solution to</w:t>
+      </w:r>
+      <w:r>
+        <w:t xml:space="preserve"> </w:t>
+      </w:r>
+      <w:hyperlink w:anchor="exr-sq-bias-expand">
+        <w:r>
+          <w:rPr>
+            <w:rStyle w:val="Hyperlink"/>
+          </w:rPr>
+          <w:t xml:space="preserve">Exercise 2</w:t>
+        </w:r>
+      </w:hyperlink>
+      <w:r>
+        <w:t xml:space="preserve">, worked in</w:t>
+      </w:r>
+      <w:r>
+        <w:t xml:space="preserve"> </w:t>
+      </w:r>
+      <w:hyperlink w:anchor="sol-sq-bias-expand">
+        <w:r>
+          <w:rPr>
+            <w:rStyle w:val="Hyperlink"/>
+          </w:rPr>
+          <w:t xml:space="preserve">Solution 2</w:t>
+        </w:r>
+      </w:hyperlink>
+      <w:r>
+        <w:t xml:space="preserve">.</w:t>
+      </w:r>
+    </w:p>
+    <w:bookmarkStart w:id="54" w:name="exr-bias-sq-plus-var"/>
+    <w:p>
+      <w:pPr>
+        <w:pStyle w:val="BodyText"/>
       </w:pPr>
       <w:r>
         <w:rPr>
@@ -7644,8 +7959,8 @@
         <w:t xml:space="preserve">.</w:t>
       </w:r>
     </w:p>
-    <w:bookmarkEnd w:id="53"/>
-    <w:bookmarkStart w:id="57" w:name="sol-bias-sq-plus-var"/>
+    <w:bookmarkEnd w:id="54"/>
+    <w:bookmarkStart w:id="58" w:name="sol-bias-sq-plus-var"/>
     <w:p>
       <w:pPr>
         <w:pStyle w:val="BodyText"/>
@@ -7669,7 +7984,7 @@
       <w:r>
         <w:t xml:space="preserve">(</w:t>
       </w:r>
-      <w:hyperlink r:id="rId54">
+      <w:hyperlink r:id="rId55">
         <w:r>
           <w:rPr>
             <w:rStyle w:val="Hyperlink"/>
@@ -7685,7 +8000,7 @@
       <w:pPr>
         <w:pStyle w:val="BodyText"/>
       </w:pPr>
-      <w:bookmarkStart w:id="55" w:name="eq-bias-sq-plus-var-exr"/>
+      <w:bookmarkStart w:id="56" w:name="eq-bias-sq-plus-var-exr"/>
       <m:oMathPara>
         <m:oMathParaPr>
           <m:jc m:val="center"/>
@@ -7853,7 +8168,7 @@
           </m:r>
         </m:oMath>
       </m:oMathPara>
-      <w:bookmarkEnd w:id="55"/>
+      <w:bookmarkEnd w:id="56"/>
     </w:p>
     <w:p>
       <w:pPr>
@@ -7884,7 +8199,7 @@
       <w:pPr>
         <w:pStyle w:val="BodyText"/>
       </w:pPr>
-      <w:bookmarkStart w:id="56" w:name="eq-bias-sq-plus-var-exr-2"/>
+      <w:bookmarkStart w:id="57" w:name="eq-bias-sq-plus-var-exr-2"/>
       <m:oMathPara>
         <m:oMathParaPr>
           <m:jc m:val="center"/>
@@ -9282,13 +9597,353 @@
           </m:r>
         </m:oMath>
       </m:oMathPara>
-      <w:bookmarkEnd w:id="56"/>
+      <w:bookmarkEnd w:id="57"/>
     </w:p>
-    <w:bookmarkEnd w:id="57"/>
-    <w:bookmarkStart w:id="58" w:name="exr-mse-expand"/>
+    <w:bookmarkEnd w:id="58"/>
+    <w:bookmarkStart w:id="59" w:name="thm-bias-sq-plus-var"/>
     <w:p>
       <w:pPr>
         <w:pStyle w:val="FirstParagraph"/>
+      </w:pPr>
+      <w:r>
+        <w:rPr>
+          <w:b/>
+          <w:bCs/>
+        </w:rPr>
+        <w:t xml:space="preserve">Theorem 3 (Expanded squared bias plus variance)</w:t>
+      </w:r>
+      <w:r>
+        <w:t xml:space="preserve"> </w:t>
+      </w:r>
+      <w:r>
+        <w:t xml:space="preserve">For any one-dimensional estimator</w:t>
+      </w:r>
+      <w:r>
+        <w:t xml:space="preserve"> </w:t>
+      </w:r>
+      <m:oMath>
+        <m:acc>
+          <m:accPr>
+            <m:chr m:val="̂"/>
+          </m:accPr>
+          <m:e>
+            <m:r>
+              <m:t>θ</m:t>
+            </m:r>
+          </m:e>
+        </m:acc>
+      </m:oMath>
+      <w:r>
+        <w:t xml:space="preserve"> </w:t>
+      </w:r>
+      <w:r>
+        <w:t xml:space="preserve">of an estimand</w:t>
+      </w:r>
+      <w:r>
+        <w:t xml:space="preserve"> </w:t>
+      </w:r>
+      <m:oMath>
+        <m:r>
+          <m:t>θ</m:t>
+        </m:r>
+      </m:oMath>
+      <w:r>
+        <w:t xml:space="preserve">,</w:t>
+      </w:r>
+      <w:r>
+        <w:t xml:space="preserve"> </w:t>
+      </w:r>
+      <w:r>
+        <w:t xml:space="preserve">the squared bias plus the variance is:</w:t>
+      </w:r>
+    </w:p>
+    <w:p>
+      <w:pPr>
+        <w:pStyle w:val="BodyText"/>
+      </w:pPr>
+      <m:oMathPara>
+        <m:oMathParaPr>
+          <m:jc m:val="center"/>
+        </m:oMathParaPr>
+        <m:oMath>
+          <m:sSup>
+            <m:e>
+              <m:r>
+                <m:t>​</m:t>
+              </m:r>
+              <m:d>
+                <m:dPr>
+                  <m:begChr m:val="("/>
+                  <m:sepChr m:val=""/>
+                  <m:endChr m:val=")"/>
+                  <m:grow/>
+                </m:dPr>
+                <m:e>
+                  <m:r>
+                    <m:rPr>
+                      <m:sty m:val="p"/>
+                    </m:rPr>
+                    <m:t>Bias</m:t>
+                  </m:r>
+                  <m:r>
+                    <m:t>​</m:t>
+                  </m:r>
+                  <m:d>
+                    <m:dPr>
+                      <m:begChr m:val="("/>
+                      <m:sepChr m:val=""/>
+                      <m:endChr m:val=")"/>
+                      <m:grow/>
+                    </m:dPr>
+                    <m:e>
+                      <m:acc>
+                        <m:accPr>
+                          <m:chr m:val="̂"/>
+                        </m:accPr>
+                        <m:e>
+                          <m:r>
+                            <m:t>θ</m:t>
+                          </m:r>
+                        </m:e>
+                      </m:acc>
+                    </m:e>
+                  </m:d>
+                  <m:r>
+                    <m:t>​</m:t>
+                  </m:r>
+                </m:e>
+              </m:d>
+              <m:r>
+                <m:t>​</m:t>
+              </m:r>
+            </m:e>
+            <m:sup>
+              <m:r>
+                <m:t>2</m:t>
+              </m:r>
+            </m:sup>
+          </m:sSup>
+          <m:r>
+            <m:rPr>
+              <m:sty m:val="p"/>
+            </m:rPr>
+            <m:t>+</m:t>
+          </m:r>
+          <m:r>
+            <m:rPr>
+              <m:sty m:val="p"/>
+            </m:rPr>
+            <m:t>Var</m:t>
+          </m:r>
+          <m:r>
+            <m:t>​</m:t>
+          </m:r>
+          <m:d>
+            <m:dPr>
+              <m:begChr m:val="("/>
+              <m:sepChr m:val=""/>
+              <m:endChr m:val=")"/>
+              <m:grow/>
+            </m:dPr>
+            <m:e>
+              <m:acc>
+                <m:accPr>
+                  <m:chr m:val="̂"/>
+                </m:accPr>
+                <m:e>
+                  <m:r>
+                    <m:t>θ</m:t>
+                  </m:r>
+                </m:e>
+              </m:acc>
+            </m:e>
+          </m:d>
+          <m:r>
+            <m:t>​</m:t>
+          </m:r>
+          <m:r>
+            <m:rPr>
+              <m:sty m:val="p"/>
+            </m:rPr>
+            <m:t>=</m:t>
+          </m:r>
+          <m:r>
+            <m:rPr>
+              <m:sty m:val="p"/>
+            </m:rPr>
+            <m:t>E</m:t>
+          </m:r>
+          <m:r>
+            <m:t>​</m:t>
+          </m:r>
+          <m:d>
+            <m:dPr>
+              <m:begChr m:val="["/>
+              <m:sepChr m:val=""/>
+              <m:endChr m:val="]"/>
+              <m:grow/>
+            </m:dPr>
+            <m:e>
+              <m:sSup>
+                <m:e>
+                  <m:acc>
+                    <m:accPr>
+                      <m:chr m:val="̂"/>
+                    </m:accPr>
+                    <m:e>
+                      <m:r>
+                        <m:t>θ</m:t>
+                      </m:r>
+                    </m:e>
+                  </m:acc>
+                </m:e>
+                <m:sup>
+                  <m:r>
+                    <m:t>2</m:t>
+                  </m:r>
+                </m:sup>
+              </m:sSup>
+            </m:e>
+          </m:d>
+          <m:r>
+            <m:t>​</m:t>
+          </m:r>
+          <m:r>
+            <m:rPr>
+              <m:sty m:val="p"/>
+            </m:rPr>
+            <m:t>−</m:t>
+          </m:r>
+          <m:r>
+            <m:t>2</m:t>
+          </m:r>
+          <m:r>
+            <m:rPr>
+              <m:sty m:val="p"/>
+            </m:rPr>
+            <m:t>E</m:t>
+          </m:r>
+          <m:r>
+            <m:t>​</m:t>
+          </m:r>
+          <m:d>
+            <m:dPr>
+              <m:begChr m:val="["/>
+              <m:sepChr m:val=""/>
+              <m:endChr m:val="]"/>
+              <m:grow/>
+            </m:dPr>
+            <m:e>
+              <m:acc>
+                <m:accPr>
+                  <m:chr m:val="̂"/>
+                </m:accPr>
+                <m:e>
+                  <m:r>
+                    <m:t>θ</m:t>
+                  </m:r>
+                </m:e>
+              </m:acc>
+            </m:e>
+          </m:d>
+          <m:r>
+            <m:t>​</m:t>
+          </m:r>
+          <m:r>
+            <m:t>θ</m:t>
+          </m:r>
+          <m:r>
+            <m:rPr>
+              <m:sty m:val="p"/>
+            </m:rPr>
+            <m:t>+</m:t>
+          </m:r>
+          <m:sSup>
+            <m:e>
+              <m:r>
+                <m:t>θ</m:t>
+              </m:r>
+            </m:e>
+            <m:sup>
+              <m:r>
+                <m:t>2</m:t>
+              </m:r>
+            </m:sup>
+          </m:sSup>
+        </m:oMath>
+      </m:oMathPara>
+    </w:p>
+    <w:bookmarkEnd w:id="59"/>
+    <w:p>
+      <w:pPr>
+        <w:pStyle w:val="FirstParagraph"/>
+      </w:pPr>
+      <w:r>
+        <w:rPr>
+          <w:i/>
+          <w:iCs/>
+        </w:rPr>
+        <w:t xml:space="preserve">Proof</w:t>
+      </w:r>
+      <w:r>
+        <w:t xml:space="preserve">. </w:t>
+      </w:r>
+      <w:r>
+        <w:t xml:space="preserve">This is the solution to</w:t>
+      </w:r>
+      <w:r>
+        <w:t xml:space="preserve"> </w:t>
+      </w:r>
+      <w:hyperlink w:anchor="exr-bias-sq-plus-var">
+        <w:r>
+          <w:rPr>
+            <w:rStyle w:val="Hyperlink"/>
+          </w:rPr>
+          <w:t xml:space="preserve">Exercise 3</w:t>
+        </w:r>
+      </w:hyperlink>
+      <w:r>
+        <w:t xml:space="preserve">, worked in</w:t>
+      </w:r>
+      <w:r>
+        <w:t xml:space="preserve"> </w:t>
+      </w:r>
+      <w:hyperlink w:anchor="sol-bias-sq-plus-var">
+        <w:r>
+          <w:rPr>
+            <w:rStyle w:val="Hyperlink"/>
+          </w:rPr>
+          <w:t xml:space="preserve">Solution 3</w:t>
+        </w:r>
+      </w:hyperlink>
+      <w:r>
+        <w:t xml:space="preserve">.</w:t>
+      </w:r>
+      <w:r>
+        <w:t xml:space="preserve"> </w:t>
+      </w:r>
+      <w:r>
+        <w:t xml:space="preserve">It adds the variance to the squared bias of</w:t>
+      </w:r>
+      <w:r>
+        <w:t xml:space="preserve"> </w:t>
+      </w:r>
+      <w:hyperlink w:anchor="thm-sq-bias-expand">
+        <w:r>
+          <w:rPr>
+            <w:rStyle w:val="Hyperlink"/>
+          </w:rPr>
+          <w:t xml:space="preserve">Theorem 2</w:t>
+        </w:r>
+      </w:hyperlink>
+      <w:r>
+        <w:t xml:space="preserve">.</w:t>
+      </w:r>
+    </w:p>
+    <w:bookmarkStart w:id="60" w:name="exr-mse-expand"/>
+    <w:p>
+      <w:pPr>
+        <w:pStyle w:val="BodyText"/>
       </w:pPr>
       <w:r>
         <w:rPr>
@@ -9458,8 +10113,8 @@
         <w:t xml:space="preserve">.</w:t>
       </w:r>
     </w:p>
-    <w:bookmarkEnd w:id="58"/>
-    <w:bookmarkStart w:id="59" w:name="sol-mse-expand"/>
+    <w:bookmarkEnd w:id="60"/>
+    <w:bookmarkStart w:id="61" w:name="sol-mse-expand"/>
     <w:p>
       <w:pPr>
         <w:pStyle w:val="BodyText"/>
@@ -10263,8 +10918,8 @@
         </m:oMath>
       </m:oMathPara>
     </w:p>
-    <w:bookmarkEnd w:id="59"/>
-    <w:bookmarkStart w:id="61" w:name="thm-mse-bias-variance"/>
+    <w:bookmarkEnd w:id="61"/>
+    <w:bookmarkStart w:id="62" w:name="thm-mse-expand"/>
     <w:p>
       <w:pPr>
         <w:pStyle w:val="FirstParagraph"/>
@@ -10274,7 +10929,7 @@
           <w:b/>
           <w:bCs/>
         </w:rPr>
-        <w:t xml:space="preserve">Theorem 2 (Mean squared error equals bias squared plus variance)</w:t>
+        <w:t xml:space="preserve">Theorem 4 (Expanded mean squared error)</w:t>
       </w:r>
       <w:r>
         <w:t xml:space="preserve"> </w:t>
@@ -10298,14 +10953,288 @@
         </m:acc>
       </m:oMath>
       <w:r>
-        <w:t xml:space="preserve">:</w:t>
+        <w:t xml:space="preserve"> </w:t>
+      </w:r>
+      <w:r>
+        <w:t xml:space="preserve">of an estimand</w:t>
+      </w:r>
+      <w:r>
+        <w:t xml:space="preserve"> </w:t>
+      </w:r>
+      <m:oMath>
+        <m:r>
+          <m:t>θ</m:t>
+        </m:r>
+      </m:oMath>
+      <w:r>
+        <w:t xml:space="preserve">,</w:t>
+      </w:r>
+      <w:r>
+        <w:t xml:space="preserve"> </w:t>
+      </w:r>
+      <w:r>
+        <w:t xml:space="preserve">the</w:t>
+      </w:r>
+      <w:r>
+        <w:t xml:space="preserve"> </w:t>
+      </w:r>
+      <w:hyperlink w:anchor="def-mse">
+        <w:r>
+          <w:rPr>
+            <w:rStyle w:val="Hyperlink"/>
+          </w:rPr>
+          <w:t xml:space="preserve">mean squared error</w:t>
+        </w:r>
+      </w:hyperlink>
+      <w:r>
+        <w:t xml:space="preserve"> </w:t>
+      </w:r>
+      <w:r>
+        <w:t xml:space="preserve">is:</w:t>
       </w:r>
     </w:p>
     <w:p>
       <w:pPr>
         <w:pStyle w:val="BodyText"/>
       </w:pPr>
-      <w:bookmarkStart w:id="60" w:name="eq-mse"/>
+      <m:oMathPara>
+        <m:oMathParaPr>
+          <m:jc m:val="center"/>
+        </m:oMathParaPr>
+        <m:oMath>
+          <m:r>
+            <m:rPr>
+              <m:sty m:val="p"/>
+            </m:rPr>
+            <m:t>MSE</m:t>
+          </m:r>
+          <m:r>
+            <m:t>​</m:t>
+          </m:r>
+          <m:d>
+            <m:dPr>
+              <m:begChr m:val="("/>
+              <m:sepChr m:val=""/>
+              <m:endChr m:val=")"/>
+              <m:grow/>
+            </m:dPr>
+            <m:e>
+              <m:acc>
+                <m:accPr>
+                  <m:chr m:val="̂"/>
+                </m:accPr>
+                <m:e>
+                  <m:r>
+                    <m:t>θ</m:t>
+                  </m:r>
+                </m:e>
+              </m:acc>
+            </m:e>
+          </m:d>
+          <m:r>
+            <m:t>​</m:t>
+          </m:r>
+          <m:r>
+            <m:rPr>
+              <m:sty m:val="p"/>
+            </m:rPr>
+            <m:t>=</m:t>
+          </m:r>
+          <m:r>
+            <m:rPr>
+              <m:sty m:val="p"/>
+            </m:rPr>
+            <m:t>E</m:t>
+          </m:r>
+          <m:r>
+            <m:t>​</m:t>
+          </m:r>
+          <m:d>
+            <m:dPr>
+              <m:begChr m:val="["/>
+              <m:sepChr m:val=""/>
+              <m:endChr m:val="]"/>
+              <m:grow/>
+            </m:dPr>
+            <m:e>
+              <m:sSup>
+                <m:e>
+                  <m:acc>
+                    <m:accPr>
+                      <m:chr m:val="̂"/>
+                    </m:accPr>
+                    <m:e>
+                      <m:r>
+                        <m:t>θ</m:t>
+                      </m:r>
+                    </m:e>
+                  </m:acc>
+                </m:e>
+                <m:sup>
+                  <m:r>
+                    <m:t>2</m:t>
+                  </m:r>
+                </m:sup>
+              </m:sSup>
+            </m:e>
+          </m:d>
+          <m:r>
+            <m:t>​</m:t>
+          </m:r>
+          <m:r>
+            <m:rPr>
+              <m:sty m:val="p"/>
+            </m:rPr>
+            <m:t>−</m:t>
+          </m:r>
+          <m:r>
+            <m:t>2</m:t>
+          </m:r>
+          <m:r>
+            <m:rPr>
+              <m:sty m:val="p"/>
+            </m:rPr>
+            <m:t>E</m:t>
+          </m:r>
+          <m:r>
+            <m:t>​</m:t>
+          </m:r>
+          <m:d>
+            <m:dPr>
+              <m:begChr m:val="["/>
+              <m:sepChr m:val=""/>
+              <m:endChr m:val="]"/>
+              <m:grow/>
+            </m:dPr>
+            <m:e>
+              <m:acc>
+                <m:accPr>
+                  <m:chr m:val="̂"/>
+                </m:accPr>
+                <m:e>
+                  <m:r>
+                    <m:t>θ</m:t>
+                  </m:r>
+                </m:e>
+              </m:acc>
+            </m:e>
+          </m:d>
+          <m:r>
+            <m:t>​</m:t>
+          </m:r>
+          <m:r>
+            <m:t>θ</m:t>
+          </m:r>
+          <m:r>
+            <m:rPr>
+              <m:sty m:val="p"/>
+            </m:rPr>
+            <m:t>+</m:t>
+          </m:r>
+          <m:sSup>
+            <m:e>
+              <m:r>
+                <m:t>θ</m:t>
+              </m:r>
+            </m:e>
+            <m:sup>
+              <m:r>
+                <m:t>2</m:t>
+              </m:r>
+            </m:sup>
+          </m:sSup>
+        </m:oMath>
+      </m:oMathPara>
+    </w:p>
+    <w:bookmarkEnd w:id="62"/>
+    <w:p>
+      <w:pPr>
+        <w:pStyle w:val="FirstParagraph"/>
+      </w:pPr>
+      <w:r>
+        <w:rPr>
+          <w:i/>
+          <w:iCs/>
+        </w:rPr>
+        <w:t xml:space="preserve">Proof</w:t>
+      </w:r>
+      <w:r>
+        <w:t xml:space="preserve">. </w:t>
+      </w:r>
+      <w:r>
+        <w:t xml:space="preserve">This is the solution to</w:t>
+      </w:r>
+      <w:r>
+        <w:t xml:space="preserve"> </w:t>
+      </w:r>
+      <w:hyperlink w:anchor="exr-mse-expand">
+        <w:r>
+          <w:rPr>
+            <w:rStyle w:val="Hyperlink"/>
+          </w:rPr>
+          <w:t xml:space="preserve">Exercise 4</w:t>
+        </w:r>
+      </w:hyperlink>
+      <w:r>
+        <w:t xml:space="preserve">, worked in</w:t>
+      </w:r>
+      <w:r>
+        <w:t xml:space="preserve"> </w:t>
+      </w:r>
+      <w:hyperlink w:anchor="sol-mse-expand">
+        <w:r>
+          <w:rPr>
+            <w:rStyle w:val="Hyperlink"/>
+          </w:rPr>
+          <w:t xml:space="preserve">Solution 4</w:t>
+        </w:r>
+      </w:hyperlink>
+      <w:r>
+        <w:t xml:space="preserve">.</w:t>
+      </w:r>
+    </w:p>
+    <w:bookmarkStart w:id="64" w:name="thm-mse-bias-variance"/>
+    <w:p>
+      <w:pPr>
+        <w:pStyle w:val="BodyText"/>
+      </w:pPr>
+      <w:r>
+        <w:rPr>
+          <w:b/>
+          <w:bCs/>
+        </w:rPr>
+        <w:t xml:space="preserve">Theorem 5 (Mean squared error equals bias squared plus variance)</w:t>
+      </w:r>
+      <w:r>
+        <w:t xml:space="preserve"> </w:t>
+      </w:r>
+      <w:r>
+        <w:t xml:space="preserve">For any one-dimensional estimator</w:t>
+      </w:r>
+      <w:r>
+        <w:t xml:space="preserve"> </w:t>
+      </w:r>
+      <m:oMath>
+        <m:acc>
+          <m:accPr>
+            <m:chr m:val="̂"/>
+          </m:accPr>
+          <m:e>
+            <m:r>
+              <m:t>θ</m:t>
+            </m:r>
+          </m:e>
+        </m:acc>
+      </m:oMath>
+      <w:r>
+        <w:t xml:space="preserve">:</w:t>
+      </w:r>
+    </w:p>
+    <w:p>
+      <w:pPr>
+        <w:pStyle w:val="BodyText"/>
+      </w:pPr>
+      <w:bookmarkStart w:id="63" w:name="eq-mse"/>
       <m:oMathPara>
         <m:oMathParaPr>
           <m:jc m:val="center"/>
@@ -10464,9 +11393,9 @@
           </m:r>
         </m:oMath>
       </m:oMathPara>
-      <w:bookmarkEnd w:id="60"/>
+      <w:bookmarkEnd w:id="63"/>
     </w:p>
-    <w:bookmarkEnd w:id="61"/>
+    <w:bookmarkEnd w:id="64"/>
     <w:p>
       <w:pPr>
         <w:pStyle w:val="FirstParagraph"/>
@@ -10487,12 +11416,12 @@
       <w:r>
         <w:t xml:space="preserve"> </w:t>
       </w:r>
-      <w:hyperlink w:anchor="exr-mse-expand">
+      <w:hyperlink w:anchor="thm-mse-expand">
         <w:r>
           <w:rPr>
             <w:rStyle w:val="Hyperlink"/>
           </w:rPr>
-          <w:t xml:space="preserve">Exercise 4</w:t>
+          <w:t xml:space="preserve">Theorem 4</w:t>
         </w:r>
       </w:hyperlink>
       <w:r>
@@ -10504,12 +11433,12 @@
       <w:r>
         <w:t xml:space="preserve"> </w:t>
       </w:r>
-      <w:hyperlink w:anchor="exr-bias-sq-plus-var">
+      <w:hyperlink w:anchor="thm-bias-sq-plus-var">
         <w:r>
           <w:rPr>
             <w:rStyle w:val="Hyperlink"/>
           </w:rPr>
-          <w:t xml:space="preserve">Exercise 3</w:t>
+          <w:t xml:space="preserve">Theorem 3</w:t>
         </w:r>
       </w:hyperlink>
       <w:r>
@@ -10782,7 +11711,7 @@
         <w:t xml:space="preserve">so they are equal to each other.</w:t>
       </w:r>
     </w:p>
-    <w:bookmarkStart w:id="63" w:name="exm-mse-sample-mean"/>
+    <w:bookmarkStart w:id="66" w:name="exm-mse-sample-mean"/>
     <w:p>
       <w:pPr>
         <w:pStyle w:val="BodyText"/>
@@ -11003,7 +11932,7 @@
           <w:rPr>
             <w:rStyle w:val="Hyperlink"/>
           </w:rPr>
-          <w:t xml:space="preserve">Theorem 2</w:t>
+          <w:t xml:space="preserve">Theorem 5</w:t>
         </w:r>
       </w:hyperlink>
       <w:r>
@@ -12194,7 +13123,7 @@
       <w:r>
         <w:t xml:space="preserve"> </w:t>
       </w:r>
-      <w:hyperlink r:id="rId62">
+      <w:hyperlink r:id="rId65">
         <w:r>
           <w:rPr>
             <w:rStyle w:val="Hyperlink"/>
@@ -12492,8 +13421,8 @@
         <w:t xml:space="preserve">’s.</w:t>
       </w:r>
     </w:p>
-    <w:bookmarkEnd w:id="63"/>
-    <w:bookmarkStart w:id="64" w:name="def-rmse"/>
+    <w:bookmarkEnd w:id="66"/>
+    <w:bookmarkStart w:id="67" w:name="def-rmse"/>
     <w:p>
       <w:pPr>
         <w:pStyle w:val="BodyText"/>
@@ -12666,8 +13595,8 @@
         </m:oMath>
       </m:oMathPara>
     </w:p>
-    <w:bookmarkEnd w:id="64"/>
-    <w:bookmarkStart w:id="65" w:name="exm-rmse-sample-mean"/>
+    <w:bookmarkEnd w:id="67"/>
+    <w:bookmarkStart w:id="68" w:name="exm-rmse-sample-mean"/>
     <w:p>
       <w:pPr>
         <w:pStyle w:val="FirstParagraph"/>
@@ -12755,8 +13684,8 @@
         <w:t xml:space="preserve">.</w:t>
       </w:r>
     </w:p>
-    <w:bookmarkEnd w:id="65"/>
-    <w:bookmarkStart w:id="66" w:name="rem-rmse-units"/>
+    <w:bookmarkEnd w:id="68"/>
+    <w:bookmarkStart w:id="69" w:name="rem-rmse-units"/>
     <w:p>
       <w:pPr>
         <w:pStyle w:val="BodyText"/>
@@ -12775,9 +13704,9 @@
         <w:t xml:space="preserve">The root mean squared error has the same units as the estimand.</w:t>
       </w:r>
     </w:p>
-    <w:bookmarkEnd w:id="66"/>
-    <w:bookmarkEnd w:id="67"/>
-    <w:bookmarkStart w:id="81" w:name="sec-unbiased-estimators"/>
+    <w:bookmarkEnd w:id="69"/>
+    <w:bookmarkEnd w:id="70"/>
+    <w:bookmarkStart w:id="84" w:name="sec-unbiased-estimators"/>
     <w:p>
       <w:pPr>
         <w:pStyle w:val="Heading3"/>
@@ -12786,7 +13715,7 @@
         <w:t xml:space="preserve">3.6 Unbiased estimators</w:t>
       </w:r>
     </w:p>
-    <w:bookmarkStart w:id="68" w:name="def-unbiased"/>
+    <w:bookmarkStart w:id="71" w:name="def-unbiased"/>
     <w:p>
       <w:pPr>
         <w:pStyle w:val="FirstParagraph"/>
@@ -12912,8 +13841,8 @@
         </m:oMath>
       </m:oMathPara>
     </w:p>
-    <w:bookmarkEnd w:id="68"/>
-    <w:bookmarkStart w:id="69" w:name="def-biased"/>
+    <w:bookmarkEnd w:id="71"/>
+    <w:bookmarkStart w:id="72" w:name="def-biased"/>
     <w:p>
       <w:pPr>
         <w:pStyle w:val="FirstParagraph"/>
@@ -13039,8 +13968,8 @@
         </m:oMath>
       </m:oMathPara>
     </w:p>
-    <w:bookmarkEnd w:id="69"/>
-    <w:bookmarkStart w:id="70" w:name="exm-unbiased-sample-mean"/>
+    <w:bookmarkEnd w:id="72"/>
+    <w:bookmarkStart w:id="73" w:name="exm-unbiased-sample-mean"/>
     <w:p>
       <w:pPr>
         <w:pStyle w:val="FirstParagraph"/>
@@ -13254,8 +14183,8 @@
         <w:t xml:space="preserve">.</w:t>
       </w:r>
     </w:p>
-    <w:bookmarkEnd w:id="70"/>
-    <w:bookmarkStart w:id="72" w:name="exm-biased-variance-mle"/>
+    <w:bookmarkEnd w:id="73"/>
+    <w:bookmarkStart w:id="75" w:name="exm-biased-variance-mle"/>
     <w:p>
       <w:pPr>
         <w:pStyle w:val="BodyText"/>
@@ -13433,7 +14362,7 @@
       <w:r>
         <w:t xml:space="preserve"> </w:t>
       </w:r>
-      <w:hyperlink r:id="rId71">
+      <w:hyperlink r:id="rId74">
         <w:r>
           <w:rPr>
             <w:rStyle w:val="Hyperlink"/>
@@ -18605,8 +19534,8 @@
         <w:t xml:space="preserve">grows.</w:t>
       </w:r>
     </w:p>
-    <w:bookmarkEnd w:id="72"/>
-    <w:bookmarkStart w:id="73" w:name="exr-unbiased-exp"/>
+    <w:bookmarkEnd w:id="75"/>
+    <w:bookmarkStart w:id="76" w:name="exr-unbiased-exp"/>
     <w:p>
       <w:pPr>
         <w:pStyle w:val="BodyText"/>
@@ -18737,8 +19666,8 @@
         <w:t xml:space="preserve">.</w:t>
       </w:r>
     </w:p>
-    <w:bookmarkEnd w:id="73"/>
-    <w:bookmarkStart w:id="74" w:name="sol-unbiased-exp"/>
+    <w:bookmarkEnd w:id="76"/>
+    <w:bookmarkStart w:id="77" w:name="sol-unbiased-exp"/>
     <w:p>
       <w:pPr>
         <w:pStyle w:val="BodyText"/>
@@ -18963,8 +19892,8 @@
         <w:t xml:space="preserve">.</w:t>
       </w:r>
     </w:p>
-    <w:bookmarkEnd w:id="74"/>
-    <w:bookmarkStart w:id="75" w:name="exr-unbiased-mse"/>
+    <w:bookmarkEnd w:id="77"/>
+    <w:bookmarkStart w:id="78" w:name="exr-unbiased-mse"/>
     <w:p>
       <w:pPr>
         <w:pStyle w:val="BodyText"/>
@@ -18990,7 +19919,7 @@
           <w:rPr>
             <w:rStyle w:val="Hyperlink"/>
           </w:rPr>
-          <w:t xml:space="preserve">Theorem 2</w:t>
+          <w:t xml:space="preserve">Theorem 5</w:t>
         </w:r>
       </w:hyperlink>
       <w:r>
@@ -19058,8 +19987,8 @@
         <w:t xml:space="preserve">in terms of its variance.</w:t>
       </w:r>
     </w:p>
-    <w:bookmarkEnd w:id="75"/>
-    <w:bookmarkStart w:id="76" w:name="sol-unbiased-mse"/>
+    <w:bookmarkEnd w:id="78"/>
+    <w:bookmarkStart w:id="79" w:name="sol-unbiased-mse"/>
     <w:p>
       <w:pPr>
         <w:pStyle w:val="BodyText"/>
@@ -19398,8 +20327,8 @@
         </m:oMath>
       </m:oMathPara>
     </w:p>
-    <w:bookmarkEnd w:id="76"/>
-    <w:bookmarkStart w:id="79" w:name="thm-unbiased-props"/>
+    <w:bookmarkEnd w:id="79"/>
+    <w:bookmarkStart w:id="82" w:name="thm-unbiased-props"/>
     <w:p>
       <w:pPr>
         <w:pStyle w:val="FirstParagraph"/>
@@ -19409,7 +20338,7 @@
           <w:b/>
           <w:bCs/>
         </w:rPr>
-        <w:t xml:space="preserve">Theorem 3 (Properties of unbiased estimators)</w:t>
+        <w:t xml:space="preserve">Theorem 6 (Properties of unbiased estimators)</w:t>
       </w:r>
       <w:r>
         <w:t xml:space="preserve"> </w:t>
@@ -19471,7 +20400,7 @@
       <w:pPr>
         <w:pStyle w:val="BodyText"/>
       </w:pPr>
-      <w:bookmarkStart w:id="77" w:name="eq-unbiased-exp"/>
+      <w:bookmarkStart w:id="80" w:name="eq-unbiased-exp"/>
       <m:oMathPara>
         <m:oMathParaPr>
           <m:jc m:val="center"/>
@@ -19538,13 +20467,13 @@
           </m:r>
         </m:oMath>
       </m:oMathPara>
-      <w:bookmarkEnd w:id="77"/>
+      <w:bookmarkEnd w:id="80"/>
     </w:p>
     <w:p>
       <w:pPr>
         <w:pStyle w:val="FirstParagraph"/>
       </w:pPr>
-      <w:bookmarkStart w:id="78" w:name="eq-unbiased-mse"/>
+      <w:bookmarkStart w:id="81" w:name="eq-unbiased-mse"/>
       <m:oMathPara>
         <m:oMathParaPr>
           <m:jc m:val="center"/>
@@ -19640,9 +20569,9 @@
           </m:r>
         </m:oMath>
       </m:oMathPara>
-      <w:bookmarkEnd w:id="78"/>
+      <w:bookmarkEnd w:id="81"/>
     </w:p>
-    <w:bookmarkEnd w:id="79"/>
+    <w:bookmarkEnd w:id="82"/>
     <w:p>
       <w:pPr>
         <w:pStyle w:val="FirstParagraph"/>
@@ -19733,7 +20662,7 @@
       <w:r>
         <w:t xml:space="preserve"> </w:t>
       </w:r>
-      <w:hyperlink r:id="rId80">
+      <w:hyperlink r:id="rId83">
         <w:r>
           <w:rPr>
             <w:rStyle w:val="Hyperlink"/>
@@ -19760,8 +20689,8 @@
         <w:t xml:space="preserve">.</w:t>
       </w:r>
     </w:p>
-    <w:bookmarkEnd w:id="81"/>
-    <w:bookmarkStart w:id="84" w:name="mean-absolute-error"/>
+    <w:bookmarkEnd w:id="84"/>
+    <w:bookmarkStart w:id="87" w:name="mean-absolute-error"/>
     <w:p>
       <w:pPr>
         <w:pStyle w:val="Heading3"/>
@@ -19770,7 +20699,7 @@
         <w:t xml:space="preserve">3.7 Mean absolute error</w:t>
       </w:r>
     </w:p>
-    <w:bookmarkStart w:id="82" w:name="def-mae"/>
+    <w:bookmarkStart w:id="85" w:name="def-mae"/>
     <w:p>
       <w:pPr>
         <w:pStyle w:val="FirstParagraph"/>
@@ -19955,8 +20884,8 @@
         </m:oMath>
       </m:oMathPara>
     </w:p>
-    <w:bookmarkEnd w:id="82"/>
-    <w:bookmarkStart w:id="83" w:name="exm-mae-gaussian"/>
+    <w:bookmarkEnd w:id="85"/>
+    <w:bookmarkStart w:id="86" w:name="exm-mae-gaussian"/>
     <w:p>
       <w:pPr>
         <w:pStyle w:val="FirstParagraph"/>
@@ -22355,16 +23284,16 @@
           <w:rPr>
             <w:rStyle w:val="Hyperlink"/>
           </w:rPr>
-          <w:t xml:space="preserve">Theorem 3</w:t>
+          <w:t xml:space="preserve">Theorem 6</w:t>
         </w:r>
       </w:hyperlink>
       <w:r>
         <w:t xml:space="preserve">).</w:t>
       </w:r>
     </w:p>
-    <w:bookmarkEnd w:id="83"/>
-    <w:bookmarkEnd w:id="84"/>
-    <w:bookmarkStart w:id="98" w:name="standard-error"/>
+    <w:bookmarkEnd w:id="86"/>
+    <w:bookmarkEnd w:id="87"/>
+    <w:bookmarkStart w:id="101" w:name="standard-error"/>
     <w:p>
       <w:pPr>
         <w:pStyle w:val="Heading3"/>
@@ -22373,7 +23302,7 @@
         <w:t xml:space="preserve">3.8 Standard error</w:t>
       </w:r>
     </w:p>
-    <w:bookmarkStart w:id="86" w:name="def-SE"/>
+    <w:bookmarkStart w:id="89" w:name="def-SE"/>
     <w:p>
       <w:pPr>
         <w:pStyle w:val="FirstParagraph"/>
@@ -22431,7 +23360,7 @@
       <w:r>
         <w:t xml:space="preserve"> </w:t>
       </w:r>
-      <w:hyperlink r:id="rId85">
+      <w:hyperlink r:id="rId88">
         <w:r>
           <w:rPr>
             <w:rStyle w:val="Hyperlink"/>
@@ -22559,8 +23488,8 @@
         </m:oMath>
       </m:oMathPara>
     </w:p>
-    <w:bookmarkEnd w:id="86"/>
-    <w:bookmarkStart w:id="87" w:name="exm-SE-sample-mean"/>
+    <w:bookmarkEnd w:id="89"/>
+    <w:bookmarkStart w:id="90" w:name="exm-SE-sample-mean"/>
     <w:p>
       <w:pPr>
         <w:pStyle w:val="FirstParagraph"/>
@@ -22872,8 +23801,8 @@
         <w:t xml:space="preserve">.</w:t>
       </w:r>
     </w:p>
-    <w:bookmarkEnd w:id="87"/>
-    <w:bookmarkStart w:id="88" w:name="exr-se-error-sd"/>
+    <w:bookmarkEnd w:id="90"/>
+    <w:bookmarkStart w:id="91" w:name="exr-se-error-sd"/>
     <w:p>
       <w:pPr>
         <w:pStyle w:val="BodyText"/>
@@ -22889,12 +23818,12 @@
         <w:t xml:space="preserve"> </w:t>
       </w:r>
       <w:r>
-        <w:t xml:space="preserve">Show that the</w:t>
-      </w:r>
-      <w:r>
-        <w:t xml:space="preserve"> </w:t>
-      </w:r>
-      <w:hyperlink r:id="rId85">
+        <w:t xml:space="preserve">Find the</w:t>
+      </w:r>
+      <w:r>
+        <w:t xml:space="preserve"> </w:t>
+      </w:r>
+      <w:hyperlink r:id="rId88">
         <w:r>
           <w:rPr>
             <w:rStyle w:val="Hyperlink"/>
@@ -22957,7 +23886,7 @@
         <w:t xml:space="preserve"> </w:t>
       </w:r>
       <w:r>
-        <w:t xml:space="preserve">equals the</w:t>
+        <w:t xml:space="preserve">in terms of the</w:t>
       </w:r>
       <w:r>
         <w:t xml:space="preserve"> </w:t>
@@ -22995,8 +23924,8 @@
         <w:t xml:space="preserve">.</w:t>
       </w:r>
     </w:p>
-    <w:bookmarkEnd w:id="88"/>
-    <w:bookmarkStart w:id="89" w:name="sol-se-error-sd"/>
+    <w:bookmarkEnd w:id="91"/>
+    <w:bookmarkStart w:id="92" w:name="sol-se-error-sd"/>
     <w:p>
       <w:pPr>
         <w:pStyle w:val="BodyText"/>
@@ -23363,8 +24292,8 @@
         </m:oMath>
       </m:oMathPara>
     </w:p>
-    <w:bookmarkEnd w:id="89"/>
-    <w:bookmarkStart w:id="90" w:name="thm-se-error-sd"/>
+    <w:bookmarkEnd w:id="92"/>
+    <w:bookmarkStart w:id="93" w:name="thm-se-error-sd"/>
     <w:p>
       <w:pPr>
         <w:pStyle w:val="FirstParagraph"/>
@@ -23374,7 +24303,7 @@
           <w:b/>
           <w:bCs/>
         </w:rPr>
-        <w:t xml:space="preserve">Theorem 4 (Standard error is the spread of the estimation error)</w:t>
+        <w:t xml:space="preserve">Theorem 7 (Standard error is the spread of the estimation error)</w:t>
       </w:r>
     </w:p>
     <w:p>
@@ -23478,7 +24407,7 @@
         </m:oMath>
       </m:oMathPara>
     </w:p>
-    <w:bookmarkEnd w:id="90"/>
+    <w:bookmarkEnd w:id="93"/>
     <w:p>
       <w:pPr>
         <w:pStyle w:val="FirstParagraph"/>
@@ -23511,7 +24440,7 @@
         <w:t xml:space="preserve">.</w:t>
       </w:r>
     </w:p>
-    <w:bookmarkStart w:id="91" w:name="rem-standard-error-name"/>
+    <w:bookmarkStart w:id="94" w:name="rem-standard-error-name"/>
     <w:p>
       <w:pPr>
         <w:pStyle w:val="BodyText"/>
@@ -23581,7 +24510,7 @@
           <w:rPr>
             <w:rStyle w:val="Hyperlink"/>
           </w:rPr>
-          <w:t xml:space="preserve">Theorem 4</w:t>
+          <w:t xml:space="preserve">Theorem 7</w:t>
         </w:r>
       </w:hyperlink>
       <w:r>
@@ -23621,8 +24550,8 @@
         <w:t xml:space="preserve">so they come up often enough to deserve their own name.</w:t>
       </w:r>
     </w:p>
-    <w:bookmarkEnd w:id="91"/>
-    <w:bookmarkStart w:id="92" w:name="exr-var-mse-bias"/>
+    <w:bookmarkEnd w:id="94"/>
+    <w:bookmarkStart w:id="95" w:name="exr-var-mse-bias"/>
     <w:p>
       <w:pPr>
         <w:pStyle w:val="BodyText"/>
@@ -23648,7 +24577,7 @@
           <w:rPr>
             <w:rStyle w:val="Hyperlink"/>
           </w:rPr>
-          <w:t xml:space="preserve">Theorem 2</w:t>
+          <w:t xml:space="preserve">Theorem 5</w:t>
         </w:r>
       </w:hyperlink>
       <w:r>
@@ -23792,8 +24721,8 @@
         <w:t xml:space="preserve">.</w:t>
       </w:r>
     </w:p>
-    <w:bookmarkEnd w:id="92"/>
-    <w:bookmarkStart w:id="93" w:name="sol-var-mse-bias"/>
+    <w:bookmarkEnd w:id="95"/>
+    <w:bookmarkStart w:id="96" w:name="sol-var-mse-bias"/>
     <w:p>
       <w:pPr>
         <w:pStyle w:val="BodyText"/>
@@ -24720,8 +25649,8 @@
         </m:oMath>
       </m:oMathPara>
     </w:p>
-    <w:bookmarkEnd w:id="93"/>
-    <w:bookmarkStart w:id="94" w:name="cor-var-mse-bias"/>
+    <w:bookmarkEnd w:id="96"/>
+    <w:bookmarkStart w:id="97" w:name="cor-var-mse-bias"/>
     <w:p>
       <w:pPr>
         <w:pStyle w:val="FirstParagraph"/>
@@ -24916,7 +25845,7 @@
         </m:oMath>
       </m:oMathPara>
     </w:p>
-    <w:bookmarkEnd w:id="94"/>
+    <w:bookmarkEnd w:id="97"/>
     <w:p>
       <w:pPr>
         <w:pStyle w:val="FirstParagraph"/>
@@ -24949,7 +25878,7 @@
         <w:t xml:space="preserve">.</w:t>
       </w:r>
     </w:p>
-    <w:bookmarkStart w:id="95" w:name="exr-se-rmse-unbiased"/>
+    <w:bookmarkStart w:id="98" w:name="exr-se-rmse-unbiased"/>
     <w:p>
       <w:pPr>
         <w:pStyle w:val="BodyText"/>
@@ -25057,8 +25986,8 @@
         <w:t xml:space="preserve">.</w:t>
       </w:r>
     </w:p>
-    <w:bookmarkEnd w:id="95"/>
-    <w:bookmarkStart w:id="96" w:name="sol-se-rmse-unbiased"/>
+    <w:bookmarkEnd w:id="98"/>
+    <w:bookmarkStart w:id="99" w:name="sol-se-rmse-unbiased"/>
     <w:p>
       <w:pPr>
         <w:pStyle w:val="BodyText"/>
@@ -25321,8 +26250,8 @@
         </m:oMath>
       </m:oMathPara>
     </w:p>
-    <w:bookmarkEnd w:id="96"/>
-    <w:bookmarkStart w:id="97" w:name="cor-se-rmse-unbiased"/>
+    <w:bookmarkEnd w:id="99"/>
+    <w:bookmarkStart w:id="100" w:name="cor-se-rmse-unbiased"/>
     <w:p>
       <w:pPr>
         <w:pStyle w:val="FirstParagraph"/>
@@ -25480,7 +26409,7 @@
         </m:oMath>
       </m:oMathPara>
     </w:p>
-    <w:bookmarkEnd w:id="97"/>
+    <w:bookmarkEnd w:id="100"/>
     <w:p>
       <w:pPr>
         <w:pStyle w:val="FirstParagraph"/>
@@ -25513,9 +26442,9 @@
         <w:t xml:space="preserve">.</w:t>
       </w:r>
     </w:p>
-    <w:bookmarkEnd w:id="98"/>
-    <w:bookmarkEnd w:id="99"/>
-    <w:bookmarkStart w:id="112" w:name="references"/>
+    <w:bookmarkEnd w:id="101"/>
+    <w:bookmarkEnd w:id="102"/>
+    <w:bookmarkStart w:id="115" w:name="references"/>
     <w:p>
       <w:pPr>
         <w:pStyle w:val="Heading2"/>
@@ -25524,8 +26453,8 @@
         <w:t xml:space="preserve">References</w:t>
       </w:r>
     </w:p>
-    <w:bookmarkStart w:id="111" w:name="refs"/>
-    <w:bookmarkStart w:id="101" w:name="ref-fiveminuteai_probstat"/>
+    <w:bookmarkStart w:id="114" w:name="refs"/>
+    <w:bookmarkStart w:id="104" w:name="ref-fiveminuteai_probstat"/>
     <w:p>
       <w:pPr>
         <w:pStyle w:val="Bibliography"/>
@@ -25549,7 +26478,7 @@
       <w:r>
         <w:t xml:space="preserve"> </w:t>
       </w:r>
-      <w:hyperlink r:id="rId100">
+      <w:hyperlink r:id="rId103">
         <w:r>
           <w:rPr>
             <w:rStyle w:val="Hyperlink"/>
@@ -25561,8 +26490,8 @@
         <w:t xml:space="preserve">.</w:t>
       </w:r>
     </w:p>
-    <w:bookmarkEnd w:id="101"/>
-    <w:bookmarkStart w:id="102" w:name="ref-box_draper_1987"/>
+    <w:bookmarkEnd w:id="104"/>
+    <w:bookmarkStart w:id="105" w:name="ref-box_draper_1987"/>
     <w:p>
       <w:pPr>
         <w:pStyle w:val="Bibliography"/>
@@ -25584,8 +26513,8 @@
         <w:t xml:space="preserve">. Wiley Series in Probability and Mathematical Statistics. Applied Probability and Statistics. Wiley.</w:t>
       </w:r>
     </w:p>
-    <w:bookmarkEnd w:id="102"/>
-    <w:bookmarkStart w:id="104" w:name="ref-dunn2018generalized"/>
+    <w:bookmarkEnd w:id="105"/>
+    <w:bookmarkStart w:id="107" w:name="ref-dunn2018generalized"/>
     <w:p>
       <w:pPr>
         <w:pStyle w:val="Bibliography"/>
@@ -25623,7 +26552,7 @@
       <w:r>
         <w:t xml:space="preserve"> </w:t>
       </w:r>
-      <w:hyperlink r:id="rId103">
+      <w:hyperlink r:id="rId106">
         <w:r>
           <w:rPr>
             <w:rStyle w:val="Hyperlink"/>
@@ -25635,8 +26564,8 @@
         <w:t xml:space="preserve">.</w:t>
       </w:r>
     </w:p>
-    <w:bookmarkEnd w:id="104"/>
-    <w:bookmarkStart w:id="106" w:name="ref-lawrance2020estimand"/>
+    <w:bookmarkEnd w:id="107"/>
+    <w:bookmarkStart w:id="109" w:name="ref-lawrance2020estimand"/>
     <w:p>
       <w:pPr>
         <w:pStyle w:val="Bibliography"/>
@@ -25669,7 +26598,7 @@
       <w:r>
         <w:t xml:space="preserve"> </w:t>
       </w:r>
-      <w:hyperlink r:id="rId105">
+      <w:hyperlink r:id="rId108">
         <w:r>
           <w:rPr>
             <w:rStyle w:val="Hyperlink"/>
@@ -25681,8 +26610,8 @@
         <w:t xml:space="preserve">.</w:t>
       </w:r>
     </w:p>
-    <w:bookmarkEnd w:id="106"/>
-    <w:bookmarkStart w:id="108" w:name="ref-pohl2021estimands"/>
+    <w:bookmarkEnd w:id="109"/>
+    <w:bookmarkStart w:id="111" w:name="ref-pohl2021estimands"/>
     <w:p>
       <w:pPr>
         <w:pStyle w:val="Bibliography"/>
@@ -25742,7 +26671,7 @@
       <w:r>
         <w:t xml:space="preserve"> </w:t>
       </w:r>
-      <w:hyperlink r:id="rId107">
+      <w:hyperlink r:id="rId110">
         <w:r>
           <w:rPr>
             <w:rStyle w:val="Hyperlink"/>
@@ -25754,8 +26683,8 @@
         <w:t xml:space="preserve">.</w:t>
       </w:r>
     </w:p>
-    <w:bookmarkEnd w:id="108"/>
-    <w:bookmarkStart w:id="110" w:name="ref-van2018flexible"/>
+    <w:bookmarkEnd w:id="111"/>
+    <w:bookmarkStart w:id="113" w:name="ref-van2018flexible"/>
     <w:p>
       <w:pPr>
         <w:pStyle w:val="Bibliography"/>
@@ -25779,7 +26708,7 @@
       <w:r>
         <w:t xml:space="preserve"> </w:t>
       </w:r>
-      <w:hyperlink r:id="rId109">
+      <w:hyperlink r:id="rId112">
         <w:r>
           <w:rPr>
             <w:rStyle w:val="Hyperlink"/>
@@ -25791,9 +26720,9 @@
         <w:t xml:space="preserve">.</w:t>
       </w:r>
     </w:p>
-    <w:bookmarkEnd w:id="110"/>
-    <w:bookmarkEnd w:id="111"/>
-    <w:bookmarkEnd w:id="112"/>
+    <w:bookmarkEnd w:id="113"/>
+    <w:bookmarkEnd w:id="114"/>
+    <w:bookmarkEnd w:id="115"/>
     <w:sectPr>
       <w:footnotePr>
         <w:numRestart w:val="eachSect"/>
